--- a/CDS524-individual-assignment-1_5509245_Li-Ya/CDS524_Assignment1_Report_Snake_LiYa.docx
+++ b/CDS524-individual-assignment-1_5509245_Li-Ya/CDS524_Assignment1_Report_Snake_LiYa.docx
@@ -20,21 +20,37 @@
     </w:p>
     <w:p>
       <w:pPr>
-        <w:jc w:val="center"/>
+        <w:jc w:val="left"/>
       </w:pPr>
       <w:r>
         <w:t>Student: Li Ya</w:t>
       </w:r>
     </w:p>
     <w:p>
+      <w:r>
+        <w:rPr>
+          <w:rFonts w:hint="eastAsia"/>
+        </w:rPr>
+        <w:t>Youtube: https://youtu.be/ct8bIrfyMvM</w:t>
+      </w:r>
+    </w:p>
+    <w:p>
       <w:pPr>
-        <w:jc w:val="center"/>
+        <w:rPr>
+          <w:rFonts w:hint="eastAsia"/>
+        </w:rPr>
       </w:pPr>
       <w:r>
-        <w:t>Submission date: 3 March 2026</w:t>
+        <w:rPr>
+          <w:rFonts w:hint="eastAsia"/>
+        </w:rPr>
+        <w:t>Github:https://github.com/lryx077/CDS524_asg1_Li-Ya_5509245/tree/main/CDS524-individual-assignment-1_5509245_Li-Ya</w:t>
       </w:r>
     </w:p>
-    <w:p/>
+    <w:p>
+      <w:bookmarkStart w:id="0" w:name="_GoBack"/>
+      <w:bookmarkEnd w:id="0"/>
+    </w:p>
     <w:p>
       <w:pPr>
         <w:rPr>
@@ -346,12 +362,7 @@
     </w:p>
     <w:p>
       <w:r>
-        <w:t>State representation trade-off. A naive state definition that includes the entire grid would be infeasible for tabular learning. The compact feature state solves the scalability issue but discards long-range geometry of the snake body. I mitigated this by including</w:t>
-      </w:r>
-      <w:bookmarkStart w:id="0" w:name="_GoBack"/>
-      <w:bookmarkEnd w:id="0"/>
-      <w:r>
-        <w:t xml:space="preserve"> three immediate danger flags, which capture the most important collision risks for short-horizon decision making.</w:t>
+        <w:t>State representation trade-off. A naive state definition that includes the entire grid would be infeasible for tabular learning. The compact feature state solves the scalability issue but discards long-range geometry of the snake body. I mitigated this by including three immediate danger flags, which capture the most important collision risks for short-horizon decision making.</w:t>
       </w:r>
     </w:p>
     <w:p>
@@ -658,7 +669,7 @@
     <w:lsdException w:uiPriority="99" w:name="Normal Indent"/>
     <w:lsdException w:uiPriority="99" w:name="footnote text"/>
     <w:lsdException w:uiPriority="99" w:name="annotation text"/>
-    <w:lsdException w:uiPriority="99" w:semiHidden="0" w:name="header"/>
+    <w:lsdException w:qFormat="1" w:uiPriority="99" w:semiHidden="0" w:name="header"/>
     <w:lsdException w:qFormat="1" w:uiPriority="99" w:semiHidden="0" w:name="footer"/>
     <w:lsdException w:uiPriority="99" w:name="index heading"/>
     <w:lsdException w:qFormat="1" w:uiPriority="35" w:name="caption"/>
@@ -672,13 +683,13 @@
     <w:lsdException w:uiPriority="99" w:name="endnote reference"/>
     <w:lsdException w:uiPriority="99" w:name="endnote text"/>
     <w:lsdException w:uiPriority="99" w:name="table of authorities"/>
-    <w:lsdException w:uiPriority="99" w:semiHidden="0" w:name="macro"/>
+    <w:lsdException w:qFormat="1" w:uiPriority="99" w:semiHidden="0" w:name="macro"/>
     <w:lsdException w:uiPriority="99" w:name="toa heading"/>
     <w:lsdException w:qFormat="1" w:uiPriority="99" w:semiHidden="0" w:name="List"/>
     <w:lsdException w:qFormat="1" w:uiPriority="99" w:semiHidden="0" w:name="List Bullet"/>
     <w:lsdException w:qFormat="1" w:uiPriority="99" w:semiHidden="0" w:name="List Number"/>
     <w:lsdException w:qFormat="1" w:uiPriority="99" w:semiHidden="0" w:name="List 2"/>
-    <w:lsdException w:uiPriority="99" w:semiHidden="0" w:name="List 3"/>
+    <w:lsdException w:qFormat="1" w:uiPriority="99" w:semiHidden="0" w:name="List 3"/>
     <w:lsdException w:uiPriority="99" w:name="List 4"/>
     <w:lsdException w:uiPriority="99" w:name="List 5"/>
     <w:lsdException w:qFormat="1" w:uiPriority="99" w:semiHidden="0" w:name="List Bullet 2"/>
@@ -692,7 +703,7 @@
     <w:lsdException w:qFormat="1" w:unhideWhenUsed="0" w:uiPriority="10" w:semiHidden="0" w:name="Title"/>
     <w:lsdException w:uiPriority="99" w:name="Closing"/>
     <w:lsdException w:uiPriority="99" w:name="Signature"/>
-    <w:lsdException w:uiPriority="1" w:name="Default Paragraph Font"/>
+    <w:lsdException w:qFormat="1" w:uiPriority="1" w:name="Default Paragraph Font"/>
     <w:lsdException w:qFormat="1" w:uiPriority="99" w:semiHidden="0" w:name="Body Text"/>
     <w:lsdException w:uiPriority="99" w:name="Body Text Indent"/>
     <w:lsdException w:uiPriority="99" w:semiHidden="0" w:name="List Continue"/>
@@ -708,7 +719,7 @@
     <w:lsdException w:uiPriority="99" w:name="Body Text First Indent 2"/>
     <w:lsdException w:uiPriority="99" w:name="Note Heading"/>
     <w:lsdException w:qFormat="1" w:uiPriority="99" w:semiHidden="0" w:name="Body Text 2"/>
-    <w:lsdException w:uiPriority="99" w:semiHidden="0" w:name="Body Text 3"/>
+    <w:lsdException w:qFormat="1" w:uiPriority="99" w:semiHidden="0" w:name="Body Text 3"/>
     <w:lsdException w:uiPriority="99" w:name="Body Text Indent 2"/>
     <w:lsdException w:uiPriority="99" w:name="Body Text Indent 3"/>
     <w:lsdException w:uiPriority="99" w:name="Block Text"/>
@@ -730,7 +741,7 @@
     <w:lsdException w:uiPriority="99" w:name="HTML Sample"/>
     <w:lsdException w:uiPriority="99" w:name="HTML Typewriter"/>
     <w:lsdException w:uiPriority="99" w:name="HTML Variable"/>
-    <w:lsdException w:uiPriority="99" w:name="Normal Table"/>
+    <w:lsdException w:qFormat="1" w:uiPriority="99" w:name="Normal Table"/>
     <w:lsdException w:uiPriority="99" w:name="annotation subject"/>
     <w:lsdException w:uiPriority="99" w:name="Table Simple 1"/>
     <w:lsdException w:uiPriority="99" w:name="Table Simple 2"/>
@@ -779,7 +790,7 @@
     <w:lsdException w:uiPriority="99" w:name="Table Theme"/>
     <w:lsdException w:qFormat="1" w:unhideWhenUsed="0" w:uiPriority="1" w:semiHidden="0" w:name="No Spacing"/>
     <w:lsdException w:unhideWhenUsed="0" w:uiPriority="60" w:semiHidden="0" w:name="Light Shading"/>
-    <w:lsdException w:unhideWhenUsed="0" w:uiPriority="61" w:semiHidden="0" w:name="Light List"/>
+    <w:lsdException w:qFormat="1" w:unhideWhenUsed="0" w:uiPriority="61" w:semiHidden="0" w:name="Light List"/>
     <w:lsdException w:qFormat="1" w:unhideWhenUsed="0" w:uiPriority="62" w:semiHidden="0" w:name="Light Grid"/>
     <w:lsdException w:qFormat="1" w:unhideWhenUsed="0" w:uiPriority="63" w:semiHidden="0" w:name="Medium Shading 1"/>
     <w:lsdException w:qFormat="1" w:unhideWhenUsed="0" w:uiPriority="64" w:semiHidden="0" w:name="Medium Shading 2"/>
@@ -792,7 +803,7 @@
     <w:lsdException w:qFormat="1" w:unhideWhenUsed="0" w:uiPriority="71" w:semiHidden="0" w:name="Colorful Shading"/>
     <w:lsdException w:qFormat="1" w:unhideWhenUsed="0" w:uiPriority="72" w:semiHidden="0" w:name="Colorful List"/>
     <w:lsdException w:qFormat="1" w:unhideWhenUsed="0" w:uiPriority="73" w:semiHidden="0" w:name="Colorful Grid"/>
-    <w:lsdException w:unhideWhenUsed="0" w:uiPriority="60" w:semiHidden="0" w:name="Light Shading Accent 1"/>
+    <w:lsdException w:qFormat="1" w:unhideWhenUsed="0" w:uiPriority="60" w:semiHidden="0" w:name="Light Shading Accent 1"/>
     <w:lsdException w:unhideWhenUsed="0" w:uiPriority="61" w:semiHidden="0" w:name="Light List Accent 1"/>
     <w:lsdException w:qFormat="1" w:unhideWhenUsed="0" w:uiPriority="62" w:semiHidden="0" w:name="Light Grid Accent 1"/>
     <w:lsdException w:qFormat="1" w:unhideWhenUsed="0" w:uiPriority="63" w:semiHidden="0" w:name="Medium Shading 1 Accent 1"/>
@@ -838,7 +849,7 @@
     <w:lsdException w:qFormat="1" w:unhideWhenUsed="0" w:uiPriority="72" w:semiHidden="0" w:name="Colorful List Accent 3"/>
     <w:lsdException w:qFormat="1" w:unhideWhenUsed="0" w:uiPriority="73" w:semiHidden="0" w:name="Colorful Grid Accent 3"/>
     <w:lsdException w:qFormat="1" w:unhideWhenUsed="0" w:uiPriority="60" w:semiHidden="0" w:name="Light Shading Accent 4"/>
-    <w:lsdException w:unhideWhenUsed="0" w:uiPriority="61" w:semiHidden="0" w:name="Light List Accent 4"/>
+    <w:lsdException w:qFormat="1" w:unhideWhenUsed="0" w:uiPriority="61" w:semiHidden="0" w:name="Light List Accent 4"/>
     <w:lsdException w:qFormat="1" w:unhideWhenUsed="0" w:uiPriority="62" w:semiHidden="0" w:name="Light Grid Accent 4"/>
     <w:lsdException w:qFormat="1" w:unhideWhenUsed="0" w:uiPriority="63" w:semiHidden="0" w:name="Medium Shading 1 Accent 4"/>
     <w:lsdException w:qFormat="1" w:unhideWhenUsed="0" w:uiPriority="64" w:semiHidden="0" w:name="Medium Shading 2 Accent 4"/>
@@ -851,8 +862,8 @@
     <w:lsdException w:qFormat="1" w:unhideWhenUsed="0" w:uiPriority="71" w:semiHidden="0" w:name="Colorful Shading Accent 4"/>
     <w:lsdException w:qFormat="1" w:unhideWhenUsed="0" w:uiPriority="72" w:semiHidden="0" w:name="Colorful List Accent 4"/>
     <w:lsdException w:qFormat="1" w:unhideWhenUsed="0" w:uiPriority="73" w:semiHidden="0" w:name="Colorful Grid Accent 4"/>
-    <w:lsdException w:unhideWhenUsed="0" w:uiPriority="60" w:semiHidden="0" w:name="Light Shading Accent 5"/>
-    <w:lsdException w:unhideWhenUsed="0" w:uiPriority="61" w:semiHidden="0" w:name="Light List Accent 5"/>
+    <w:lsdException w:qFormat="1" w:unhideWhenUsed="0" w:uiPriority="60" w:semiHidden="0" w:name="Light Shading Accent 5"/>
+    <w:lsdException w:qFormat="1" w:unhideWhenUsed="0" w:uiPriority="61" w:semiHidden="0" w:name="Light List Accent 5"/>
     <w:lsdException w:qFormat="1" w:unhideWhenUsed="0" w:uiPriority="62" w:semiHidden="0" w:name="Light Grid Accent 5"/>
     <w:lsdException w:qFormat="1" w:unhideWhenUsed="0" w:uiPriority="63" w:semiHidden="0" w:name="Medium Shading 1 Accent 5"/>
     <w:lsdException w:qFormat="1" w:unhideWhenUsed="0" w:uiPriority="64" w:semiHidden="0" w:name="Medium Shading 2 Accent 5"/>
@@ -865,7 +876,7 @@
     <w:lsdException w:qFormat="1" w:unhideWhenUsed="0" w:uiPriority="71" w:semiHidden="0" w:name="Colorful Shading Accent 5"/>
     <w:lsdException w:qFormat="1" w:unhideWhenUsed="0" w:uiPriority="72" w:semiHidden="0" w:name="Colorful List Accent 5"/>
     <w:lsdException w:qFormat="1" w:unhideWhenUsed="0" w:uiPriority="73" w:semiHidden="0" w:name="Colorful Grid Accent 5"/>
-    <w:lsdException w:unhideWhenUsed="0" w:uiPriority="60" w:semiHidden="0" w:name="Light Shading Accent 6"/>
+    <w:lsdException w:qFormat="1" w:unhideWhenUsed="0" w:uiPriority="60" w:semiHidden="0" w:name="Light Shading Accent 6"/>
     <w:lsdException w:qFormat="1" w:unhideWhenUsed="0" w:uiPriority="61" w:semiHidden="0" w:name="Light List Accent 6"/>
     <w:lsdException w:qFormat="1" w:unhideWhenUsed="0" w:uiPriority="62" w:semiHidden="0" w:name="Light Grid Accent 6"/>
     <w:lsdException w:qFormat="1" w:unhideWhenUsed="0" w:uiPriority="63" w:semiHidden="0" w:name="Medium Shading 1 Accent 6"/>
@@ -1134,12 +1145,14 @@
     <w:name w:val="Default Paragraph Font"/>
     <w:semiHidden/>
     <w:unhideWhenUsed/>
+    <w:qFormat/>
     <w:uiPriority w:val="1"/>
   </w:style>
   <w:style w:type="table" w:default="1" w:styleId="32">
     <w:name w:val="Normal Table"/>
     <w:semiHidden/>
     <w:unhideWhenUsed/>
+    <w:qFormat/>
     <w:uiPriority w:val="99"/>
     <w:tblPr>
       <w:tblCellMar>
@@ -1154,6 +1167,7 @@
     <w:name w:val="macro"/>
     <w:link w:val="147"/>
     <w:unhideWhenUsed/>
+    <w:qFormat/>
     <w:uiPriority w:val="99"/>
     <w:pPr>
       <w:tabs>
@@ -1178,6 +1192,7 @@
     <w:name w:val="List 3"/>
     <w:basedOn w:val="1"/>
     <w:unhideWhenUsed/>
+    <w:qFormat/>
     <w:uiPriority w:val="99"/>
     <w:pPr>
       <w:ind w:left="1080" w:hanging="360"/>
@@ -1255,6 +1270,7 @@
     <w:basedOn w:val="1"/>
     <w:link w:val="146"/>
     <w:unhideWhenUsed/>
+    <w:qFormat/>
     <w:uiPriority w:val="99"/>
     <w:pPr>
       <w:spacing w:after="120"/>
@@ -1357,6 +1373,7 @@
     <w:basedOn w:val="1"/>
     <w:link w:val="135"/>
     <w:unhideWhenUsed/>
+    <w:qFormat/>
     <w:uiPriority w:val="99"/>
     <w:pPr>
       <w:tabs>
@@ -1570,6 +1587,7 @@
   <w:style w:type="table" w:styleId="35">
     <w:name w:val="Light Shading Accent 1"/>
     <w:basedOn w:val="32"/>
+    <w:qFormat/>
     <w:uiPriority w:val="60"/>
     <w:pPr>
       <w:spacing w:after="0" w:line="240" w:lineRule="auto"/>
@@ -1945,6 +1963,7 @@
   <w:style w:type="table" w:styleId="39">
     <w:name w:val="Light Shading Accent 5"/>
     <w:basedOn w:val="32"/>
+    <w:qFormat/>
     <w:uiPriority w:val="60"/>
     <w:pPr>
       <w:spacing w:after="0" w:line="240" w:lineRule="auto"/>
@@ -2038,6 +2057,7 @@
   <w:style w:type="table" w:styleId="40">
     <w:name w:val="Light Shading Accent 6"/>
     <w:basedOn w:val="32"/>
+    <w:qFormat/>
     <w:uiPriority w:val="60"/>
     <w:pPr>
       <w:spacing w:after="0" w:line="240" w:lineRule="auto"/>
@@ -2131,6 +2151,7 @@
   <w:style w:type="table" w:styleId="41">
     <w:name w:val="Light List"/>
     <w:basedOn w:val="32"/>
+    <w:qFormat/>
     <w:uiPriority w:val="61"/>
     <w:pPr>
       <w:spacing w:after="0" w:line="240" w:lineRule="auto"/>
@@ -2481,6 +2502,7 @@
   <w:style w:type="table" w:styleId="45">
     <w:name w:val="Light List Accent 4"/>
     <w:basedOn w:val="32"/>
+    <w:qFormat/>
     <w:uiPriority w:val="61"/>
     <w:pPr>
       <w:spacing w:after="0" w:line="240" w:lineRule="auto"/>
@@ -2568,6 +2590,7 @@
   <w:style w:type="table" w:styleId="46">
     <w:name w:val="Light List Accent 5"/>
     <w:basedOn w:val="32"/>
+    <w:qFormat/>
     <w:uiPriority w:val="61"/>
     <w:pPr>
       <w:spacing w:after="0" w:line="240" w:lineRule="auto"/>
@@ -12494,6 +12517,7 @@
     <w:name w:val="标题 3 字符"/>
     <w:basedOn w:val="132"/>
     <w:link w:val="5"/>
+    <w:qFormat/>
     <w:uiPriority w:val="9"/>
     <w:rPr>
       <w:rFonts w:asciiTheme="majorHAnsi" w:hAnsiTheme="majorHAnsi" w:eastAsiaTheme="majorEastAsia" w:cstheme="majorBidi"/>
@@ -12611,6 +12635,7 @@
     <w:name w:val="引用 字符"/>
     <w:basedOn w:val="132"/>
     <w:link w:val="148"/>
+    <w:qFormat/>
     <w:uiPriority w:val="29"/>
     <w:rPr>
       <w:i/>
@@ -12628,6 +12653,7 @@
     <w:basedOn w:val="132"/>
     <w:link w:val="6"/>
     <w:semiHidden/>
+    <w:qFormat/>
     <w:uiPriority w:val="9"/>
     <w:rPr>
       <w:rFonts w:asciiTheme="majorHAnsi" w:hAnsiTheme="majorHAnsi" w:eastAsiaTheme="majorEastAsia" w:cstheme="majorBidi"/>
@@ -12715,6 +12741,7 @@
     <w:basedOn w:val="132"/>
     <w:link w:val="11"/>
     <w:semiHidden/>
+    <w:qFormat/>
     <w:uiPriority w:val="9"/>
     <w:rPr>
       <w:rFonts w:asciiTheme="majorHAnsi" w:hAnsiTheme="majorHAnsi" w:eastAsiaTheme="majorEastAsia" w:cstheme="majorBidi"/>
@@ -12764,6 +12791,7 @@
     <w:name w:val="明显引用 字符"/>
     <w:basedOn w:val="132"/>
     <w:link w:val="156"/>
+    <w:qFormat/>
     <w:uiPriority w:val="30"/>
     <w:rPr>
       <w:b/>
